--- a/L1SignalFabric/docs/L1_SignalFabric_Plan.docx
+++ b/L1SignalFabric/docs/L1_SignalFabric_Plan.docx
@@ -146,7 +146,7 @@
         <w:rPr>
           <w:b/>
         </w:rPr>
-        <w:t>Conduit</w:t>
+        <w:t>upstream</w:t>
       </w:r>
     </w:p>
     <w:p>
@@ -156,7 +156,7 @@
     </w:p>
     <w:p>
       <w:r>
-        <w:t xml:space="preserve">Conduit today ships file/batch adapters: </w:t>
+        <w:t xml:space="preserve">The upstream pipeline today ships file/batch adapters: </w:t>
       </w:r>
       <w:r>
         <w:rPr>
@@ -230,7 +230,7 @@
         <w:rPr>
           <w:b/>
         </w:rPr>
-        <w:t>L1 SignalFabric realizes Conduit's Phase-3 event-stream vision</w:t>
+        <w:t>L1 SignalFabric realizes the Phase-3 event-stream vision</w:t>
       </w:r>
       <w:r>
         <w:t>: real-time push connectors</w:t>
@@ -330,7 +330,7 @@
               <w:rPr>
                 <w:b/>
               </w:rPr>
-              <w:t>Conduit source(s) covered</w:t>
+              <w:t>Upstream source(s) covered</w:t>
             </w:r>
           </w:p>
         </w:tc>
@@ -712,7 +712,7 @@
         <w:t>`README.md`</w:t>
       </w:r>
       <w:r>
-        <w:t>) that mirrors Conduit's interface ladder, but as a</w:t>
+        <w:t>) that mirrors the upstream interface ladder, but as a</w:t>
       </w:r>
     </w:p>
     <w:p>
@@ -777,7 +777,7 @@
         <w:pStyle w:val="Heading3"/>
       </w:pPr>
       <w:r>
-        <w:t>2.1 Core abstractions (mirror Conduit)</w:t>
+        <w:t>2.1 Core abstractions (mirror the upstream pipeline)</w:t>
       </w:r>
     </w:p>
     <w:p>
@@ -791,7 +791,7 @@
         <w:t>`EventStreamConnector`</w:t>
       </w:r>
       <w:r>
-        <w:t xml:space="preserve"> — Phase-3 analogue of Conduit's </w:t>
+        <w:t xml:space="preserve"> — Phase-3 analogue of the upstream </w:t>
       </w:r>
       <w:r>
         <w:rPr>
@@ -860,7 +860,7 @@
         <w:t>`SignalEvent`</w:t>
       </w:r>
       <w:r>
-        <w:t xml:space="preserve"> — canonical record, 1:1 with Conduit's </w:t>
+        <w:t xml:space="preserve"> — canonical record, 1:1 with the upstream </w:t>
       </w:r>
       <w:r>
         <w:rPr>
@@ -967,7 +967,7 @@
         <w:t>lineage</w:t>
       </w:r>
       <w:r>
-        <w:t>). Reusing the shape means L2/downstream stays Conduit-compatible.</w:t>
+        <w:t>). Reusing the shape means L2/downstream stays batch-compatible.</w:t>
       </w:r>
     </w:p>
     <w:p>
@@ -981,7 +981,7 @@
         <w:t>`SourceSystem`</w:t>
       </w:r>
       <w:r>
-        <w:t xml:space="preserve"> — extends the Conduit enum (</w:t>
+        <w:t xml:space="preserve"> — extends the upstream enum (</w:t>
       </w:r>
       <w:r>
         <w:rPr>
@@ -1130,7 +1130,7 @@
         <w:pStyle w:val="Heading3"/>
       </w:pPr>
       <w:r>
-        <w:t>2.2 Why a new service, not an edit to Conduit</w:t>
+        <w:t>2.2 Why a new service, not an edit to the upstream pipeline</w:t>
       </w:r>
     </w:p>
     <w:p>
@@ -1181,7 +1181,7 @@
     </w:p>
     <w:p>
       <w:r>
-        <w:t xml:space="preserve">the work can later be folded back into Conduit as its real Phase-3 </w:t>
+        <w:t xml:space="preserve">the work can later be folded back upstream as its real Phase-3 </w:t>
       </w:r>
       <w:r>
         <w:rPr>
@@ -1193,7 +1193,7 @@
     </w:p>
     <w:p>
       <w:r>
-        <w:t>implementations — without modifying the existing Conduit codebase.</w:t>
+        <w:t>implementations — without modifying the existing upstream codebase.</w:t>
       </w:r>
     </w:p>
     <w:p>
@@ -2600,7 +2600,7 @@
         <w:t>Design doc</w:t>
       </w:r>
       <w:r>
-        <w:t xml:space="preserve"> (connector architecture, stream schema, Conduit-extension</w:t>
+        <w:t xml:space="preserve"> (connector architecture, stream schema, upstream-extension</w:t>
       </w:r>
     </w:p>
     <w:p>
@@ -2962,7 +2962,7 @@
         <w:t>SignalEvent</w:t>
       </w:r>
       <w:r>
-        <w:t xml:space="preserve"> stream schema · Conduit-extension</w:t>
+        <w:t xml:space="preserve"> stream schema · upstream-extension</w:t>
       </w:r>
     </w:p>
     <w:p>
